--- a/Week1/week1_LogBook.docx
+++ b/Week1/week1_LogBook.docx
@@ -15,15 +15,15 @@
           <w:lang w:val="en-US" w:eastAsia="en-KE"/>
         </w:rPr>
       </w:pPr>
-      <w:bookmarkStart w:id="0" w:name="_Toc230640498"/>
-      <w:bookmarkStart w:id="1" w:name="_Toc230640697"/>
-      <w:bookmarkStart w:id="2" w:name="_Toc230640727"/>
-      <w:bookmarkStart w:id="3" w:name="_Toc230641049"/>
-      <w:bookmarkStart w:id="4" w:name="_Toc230641334"/>
-      <w:bookmarkStart w:id="5" w:name="_Toc230641405"/>
-      <w:bookmarkStart w:id="6" w:name="_Hlk230782546"/>
+      <w:bookmarkStart w:id="0" w:name="_Hlk230782546"/>
+      <w:bookmarkStart w:id="1" w:name="_Toc230640498"/>
+      <w:bookmarkStart w:id="2" w:name="_Toc230640697"/>
+      <w:bookmarkStart w:id="3" w:name="_Toc230640727"/>
+      <w:bookmarkStart w:id="4" w:name="_Toc230641049"/>
+      <w:bookmarkStart w:id="5" w:name="_Toc230641334"/>
+      <w:bookmarkStart w:id="6" w:name="_Toc230641405"/>
       <w:bookmarkStart w:id="7" w:name="_Toc230783084"/>
-      <w:bookmarkEnd w:id="6"/>
+      <w:bookmarkEnd w:id="0"/>
       <w:r>
         <w:rPr>
           <w:rFonts w:ascii="Times New Roman" w:eastAsia="Times New Roman" w:hAnsi="Times New Roman" w:cs="Times New Roman"/>
@@ -35,12 +35,12 @@
         </w:rPr>
         <w:t>STUDENT DETAILS</w:t>
       </w:r>
-      <w:bookmarkEnd w:id="0"/>
       <w:bookmarkEnd w:id="1"/>
       <w:bookmarkEnd w:id="2"/>
       <w:bookmarkEnd w:id="3"/>
       <w:bookmarkEnd w:id="4"/>
       <w:bookmarkEnd w:id="5"/>
+      <w:bookmarkEnd w:id="6"/>
       <w:bookmarkEnd w:id="7"/>
     </w:p>
     <w:p>
@@ -776,7 +776,7 @@
           <w:rFonts w:ascii="Times New Roman" w:eastAsia="Times New Roman" w:hAnsi="Times New Roman" w:cs="Times New Roman"/>
           <w:sz w:val="24"/>
           <w:szCs w:val="24"/>
-          <w:lang w:eastAsia="en-KE"/>
+          <w:lang w:val="en-US" w:eastAsia="en-KE"/>
         </w:rPr>
       </w:pPr>
       <w:r>
@@ -788,19 +788,23 @@
         </w:rPr>
         <w:t xml:space="preserve"> </w:t>
       </w:r>
-      <w:r>
-        <w:rPr>
-          <w:rFonts w:ascii="Times New Roman" w:eastAsia="Times New Roman" w:hAnsi="Times New Roman" w:cs="Times New Roman"/>
-          <w:sz w:val="24"/>
-          <w:szCs w:val="24"/>
-          <w:lang w:val="en-US" w:eastAsia="en-KE"/>
-        </w:rPr>
-        <w:t>https://github.com/isaacomosh/carsselling</w:t>
-      </w:r>
+      <w:hyperlink r:id="rId8" w:history="1">
+        <w:r>
+          <w:rPr>
+            <w:rStyle w:val="Hyperlink"/>
+            <w:rFonts w:ascii="Times New Roman" w:eastAsia="Times New Roman" w:hAnsi="Times New Roman" w:cs="Times New Roman"/>
+            <w:sz w:val="24"/>
+            <w:szCs w:val="24"/>
+            <w:lang w:val="en-US" w:eastAsia="en-KE"/>
+          </w:rPr>
+          <w:t>https://github.com/isaacomosh/loginsystem</w:t>
+        </w:r>
+      </w:hyperlink>
     </w:p>
     <w:p>
       <w:pPr>
         <w:spacing w:before="100" w:beforeAutospacing="1" w:after="100" w:afterAutospacing="1" w:line="240" w:lineRule="auto"/>
+        <w:ind w:left="720"/>
         <w:rPr>
           <w:rFonts w:ascii="Times New Roman" w:eastAsia="Times New Roman" w:hAnsi="Times New Roman" w:cs="Times New Roman"/>
           <w:sz w:val="24"/>
@@ -831,11 +835,28 @@
         </w:rPr>
       </w:pPr>
     </w:p>
-    <w:bookmarkStart w:id="28" w:name="_Toc230640730" w:displacedByCustomXml="next"/>
+    <w:p>
+      <w:pPr>
+        <w:spacing w:before="100" w:beforeAutospacing="1" w:after="100" w:afterAutospacing="1" w:line="240" w:lineRule="auto"/>
+        <w:rPr>
+          <w:rFonts w:ascii="Times New Roman" w:eastAsia="Times New Roman" w:hAnsi="Times New Roman" w:cs="Times New Roman"/>
+          <w:sz w:val="24"/>
+          <w:szCs w:val="24"/>
+          <w:lang w:eastAsia="en-KE"/>
+        </w:rPr>
+      </w:pPr>
+    </w:p>
+    <w:bookmarkStart w:id="28" w:name="_Toc230640501" w:displacedByCustomXml="next"/>
     <w:bookmarkStart w:id="29" w:name="_Toc230640700" w:displacedByCustomXml="next"/>
-    <w:bookmarkStart w:id="30" w:name="_Toc230640501" w:displacedByCustomXml="next"/>
+    <w:bookmarkStart w:id="30" w:name="_Toc230640730" w:displacedByCustomXml="next"/>
     <w:sdt>
       <w:sdtPr>
+        <w:rPr>
+          <w:rFonts w:asciiTheme="minorHAnsi" w:eastAsiaTheme="minorEastAsia" w:hAnsiTheme="minorHAnsi" w:cstheme="minorBidi"/>
+          <w:color w:val="auto"/>
+          <w:sz w:val="21"/>
+          <w:szCs w:val="21"/>
+        </w:rPr>
         <w:id w:val="-904449479"/>
         <w:docPartObj>
           <w:docPartGallery w:val="Table of Contents"/>
@@ -844,13 +865,9 @@
       </w:sdtPr>
       <w:sdtEndPr>
         <w:rPr>
-          <w:rFonts w:asciiTheme="minorHAnsi" w:eastAsiaTheme="minorEastAsia" w:hAnsiTheme="minorHAnsi" w:cstheme="minorBidi"/>
           <w:b/>
           <w:bCs/>
           <w:noProof/>
-          <w:color w:val="auto"/>
-          <w:sz w:val="21"/>
-          <w:szCs w:val="21"/>
         </w:rPr>
       </w:sdtEndPr>
       <w:sdtContent>
@@ -925,7 +942,7 @@
               <w:noProof/>
               <w:sz w:val="22"/>
               <w:szCs w:val="22"/>
-              <w:lang w:val="en-KE" w:eastAsia="en-KE"/>
+              <w:lang w:eastAsia="en-KE"/>
             </w:rPr>
           </w:pPr>
           <w:r>
@@ -1009,7 +1026,7 @@
               <w:noProof/>
               <w:sz w:val="22"/>
               <w:szCs w:val="22"/>
-              <w:lang w:val="en-KE" w:eastAsia="en-KE"/>
+              <w:lang w:eastAsia="en-KE"/>
             </w:rPr>
           </w:pPr>
           <w:hyperlink w:anchor="_Toc230783085" w:history="1">
@@ -1084,7 +1101,7 @@
               <w:noProof/>
               <w:sz w:val="22"/>
               <w:szCs w:val="22"/>
-              <w:lang w:val="en-KE" w:eastAsia="en-KE"/>
+              <w:lang w:eastAsia="en-KE"/>
             </w:rPr>
           </w:pPr>
           <w:hyperlink w:anchor="_Toc230783086" w:history="1">
@@ -1159,7 +1176,7 @@
               <w:noProof/>
               <w:sz w:val="22"/>
               <w:szCs w:val="22"/>
-              <w:lang w:val="en-KE" w:eastAsia="en-KE"/>
+              <w:lang w:eastAsia="en-KE"/>
             </w:rPr>
           </w:pPr>
           <w:hyperlink w:anchor="_Toc230783087" w:history="1">
@@ -1234,7 +1251,7 @@
               <w:noProof/>
               <w:sz w:val="22"/>
               <w:szCs w:val="22"/>
-              <w:lang w:val="en-KE" w:eastAsia="en-KE"/>
+              <w:lang w:eastAsia="en-KE"/>
             </w:rPr>
           </w:pPr>
           <w:hyperlink w:anchor="_Toc230783088" w:history="1">
@@ -1309,7 +1326,7 @@
               <w:noProof/>
               <w:sz w:val="22"/>
               <w:szCs w:val="22"/>
-              <w:lang w:val="en-KE" w:eastAsia="en-KE"/>
+              <w:lang w:eastAsia="en-KE"/>
             </w:rPr>
           </w:pPr>
           <w:hyperlink w:anchor="_Toc230783089" w:history="1">
@@ -1384,7 +1401,7 @@
               <w:noProof/>
               <w:sz w:val="22"/>
               <w:szCs w:val="22"/>
-              <w:lang w:val="en-KE" w:eastAsia="en-KE"/>
+              <w:lang w:eastAsia="en-KE"/>
             </w:rPr>
           </w:pPr>
           <w:hyperlink w:anchor="_Toc230783090" w:history="1">
@@ -1459,7 +1476,7 @@
               <w:noProof/>
               <w:sz w:val="22"/>
               <w:szCs w:val="22"/>
-              <w:lang w:val="en-KE" w:eastAsia="en-KE"/>
+              <w:lang w:eastAsia="en-KE"/>
             </w:rPr>
           </w:pPr>
           <w:hyperlink w:anchor="_Toc230783091" w:history="1">
@@ -1534,7 +1551,7 @@
               <w:noProof/>
               <w:sz w:val="22"/>
               <w:szCs w:val="22"/>
-              <w:lang w:val="en-KE" w:eastAsia="en-KE"/>
+              <w:lang w:eastAsia="en-KE"/>
             </w:rPr>
           </w:pPr>
           <w:hyperlink w:anchor="_Toc230783092" w:history="1">
@@ -1723,7 +1740,7 @@
                           </pic:cNvPicPr>
                         </pic:nvPicPr>
                         <pic:blipFill>
-                          <a:blip r:embed="rId8">
+                          <a:blip r:embed="rId9">
                             <a:extLst>
                               <a:ext uri="{28A0092B-C50C-407E-A947-70E740481C1C}">
                                 <a14:useLocalDpi xmlns:a14="http://schemas.microsoft.com/office/drawing/2010/main" val="0"/>
@@ -1808,7 +1825,7 @@
               <w:noProof/>
               <w:sz w:val="22"/>
               <w:szCs w:val="22"/>
-              <w:lang w:val="en-KE" w:eastAsia="en-KE"/>
+              <w:lang w:eastAsia="en-KE"/>
             </w:rPr>
           </w:pPr>
           <w:hyperlink w:anchor="_Toc230783095" w:history="1">
@@ -1882,7 +1899,7 @@
               <w:noProof/>
               <w:sz w:val="22"/>
               <w:szCs w:val="22"/>
-              <w:lang w:val="en-KE" w:eastAsia="en-KE"/>
+              <w:lang w:eastAsia="en-KE"/>
             </w:rPr>
           </w:pPr>
           <w:hyperlink w:anchor="_Toc230783096" w:history="1">
@@ -1915,7 +1932,7 @@
                           </pic:cNvPicPr>
                         </pic:nvPicPr>
                         <pic:blipFill rotWithShape="1">
-                          <a:blip r:embed="rId9" cstate="print">
+                          <a:blip r:embed="rId10" cstate="print">
                             <a:extLst>
                               <a:ext uri="{28A0092B-C50C-407E-A947-70E740481C1C}">
                                 <a14:useLocalDpi xmlns:a14="http://schemas.microsoft.com/office/drawing/2010/main" val="0"/>
@@ -2010,7 +2027,7 @@
               <w:noProof/>
               <w:sz w:val="22"/>
               <w:szCs w:val="22"/>
-              <w:lang w:val="en-KE" w:eastAsia="en-KE"/>
+              <w:lang w:eastAsia="en-KE"/>
             </w:rPr>
           </w:pPr>
           <w:hyperlink w:anchor="_Toc230783097" w:history="1">
@@ -2084,7 +2101,7 @@
               <w:noProof/>
               <w:sz w:val="22"/>
               <w:szCs w:val="22"/>
-              <w:lang w:val="en-KE" w:eastAsia="en-KE"/>
+              <w:lang w:eastAsia="en-KE"/>
             </w:rPr>
           </w:pPr>
           <w:hyperlink w:anchor="_Toc230783098" w:history="1">
@@ -2158,7 +2175,7 @@
               <w:noProof/>
               <w:sz w:val="22"/>
               <w:szCs w:val="22"/>
-              <w:lang w:val="en-KE" w:eastAsia="en-KE"/>
+              <w:lang w:eastAsia="en-KE"/>
             </w:rPr>
           </w:pPr>
           <w:hyperlink w:anchor="_Toc230783099" w:history="1">
@@ -2186,7 +2203,7 @@
                           </pic:cNvPicPr>
                         </pic:nvPicPr>
                         <pic:blipFill rotWithShape="1">
-                          <a:blip r:embed="rId10" cstate="print">
+                          <a:blip r:embed="rId11" cstate="print">
                             <a:extLst>
                               <a:ext uri="{28A0092B-C50C-407E-A947-70E740481C1C}">
                                 <a14:useLocalDpi xmlns:a14="http://schemas.microsoft.com/office/drawing/2010/main" val="0"/>
@@ -2281,7 +2298,7 @@
               <w:noProof/>
               <w:sz w:val="22"/>
               <w:szCs w:val="22"/>
-              <w:lang w:val="en-KE" w:eastAsia="en-KE"/>
+              <w:lang w:eastAsia="en-KE"/>
             </w:rPr>
           </w:pPr>
           <w:hyperlink w:anchor="_Toc230783100" w:history="1">
@@ -2481,7 +2498,7 @@
               <w:noProof/>
               <w:sz w:val="22"/>
               <w:szCs w:val="22"/>
-              <w:lang w:val="en-KE" w:eastAsia="en-KE"/>
+              <w:lang w:eastAsia="en-KE"/>
             </w:rPr>
           </w:pPr>
           <w:hyperlink w:anchor="_Toc230783103" w:history="1">
@@ -2511,7 +2528,7 @@
                           </pic:cNvPicPr>
                         </pic:nvPicPr>
                         <pic:blipFill rotWithShape="1">
-                          <a:blip r:embed="rId11">
+                          <a:blip r:embed="rId12">
                             <a:extLst>
                               <a:ext uri="{28A0092B-C50C-407E-A947-70E740481C1C}">
                                 <a14:useLocalDpi xmlns:a14="http://schemas.microsoft.com/office/drawing/2010/main" val="0"/>
@@ -2605,7 +2622,7 @@
               <w:noProof/>
               <w:sz w:val="22"/>
               <w:szCs w:val="22"/>
-              <w:lang w:val="en-KE" w:eastAsia="en-KE"/>
+              <w:lang w:eastAsia="en-KE"/>
             </w:rPr>
           </w:pPr>
           <w:hyperlink w:anchor="_Toc230783104" w:history="1">
@@ -2679,7 +2696,7 @@
               <w:noProof/>
               <w:sz w:val="22"/>
               <w:szCs w:val="22"/>
-              <w:lang w:val="en-KE" w:eastAsia="en-KE"/>
+              <w:lang w:eastAsia="en-KE"/>
             </w:rPr>
           </w:pPr>
           <w:hyperlink w:anchor="_Toc230783105" w:history="1">
@@ -2710,7 +2727,7 @@
                           <pic:cNvPicPr/>
                         </pic:nvPicPr>
                         <pic:blipFill>
-                          <a:blip r:embed="rId12">
+                          <a:blip r:embed="rId13">
                             <a:extLst>
                               <a:ext uri="{28A0092B-C50C-407E-A947-70E740481C1C}">
                                 <a14:useLocalDpi xmlns:a14="http://schemas.microsoft.com/office/drawing/2010/main" val="0"/>
@@ -2796,7 +2813,7 @@
               <w:noProof/>
               <w:sz w:val="22"/>
               <w:szCs w:val="22"/>
-              <w:lang w:val="en-KE" w:eastAsia="en-KE"/>
+              <w:lang w:eastAsia="en-KE"/>
             </w:rPr>
           </w:pPr>
           <w:hyperlink w:anchor="_Toc230783106" w:history="1">
@@ -2870,7 +2887,7 @@
               <w:noProof/>
               <w:sz w:val="22"/>
               <w:szCs w:val="22"/>
-              <w:lang w:val="en-KE" w:eastAsia="en-KE"/>
+              <w:lang w:eastAsia="en-KE"/>
             </w:rPr>
           </w:pPr>
           <w:hyperlink w:anchor="_Toc230783107" w:history="1">
@@ -2900,7 +2917,7 @@
                           <pic:cNvPicPr/>
                         </pic:nvPicPr>
                         <pic:blipFill>
-                          <a:blip r:embed="rId13" cstate="print">
+                          <a:blip r:embed="rId14" cstate="print">
                             <a:extLst>
                               <a:ext uri="{28A0092B-C50C-407E-A947-70E740481C1C}">
                                 <a14:useLocalDpi xmlns:a14="http://schemas.microsoft.com/office/drawing/2010/main" val="0"/>
@@ -2986,7 +3003,7 @@
               <w:noProof/>
               <w:sz w:val="22"/>
               <w:szCs w:val="22"/>
-              <w:lang w:val="en-KE" w:eastAsia="en-KE"/>
+              <w:lang w:eastAsia="en-KE"/>
             </w:rPr>
           </w:pPr>
           <w:hyperlink w:anchor="_Toc230783108" w:history="1">
@@ -3060,7 +3077,7 @@
               <w:noProof/>
               <w:sz w:val="22"/>
               <w:szCs w:val="22"/>
-              <w:lang w:val="en-KE" w:eastAsia="en-KE"/>
+              <w:lang w:eastAsia="en-KE"/>
             </w:rPr>
           </w:pPr>
           <w:hyperlink w:anchor="_Toc230783109" w:history="1">
@@ -3093,7 +3110,7 @@
                           </pic:cNvPicPr>
                         </pic:nvPicPr>
                         <pic:blipFill rotWithShape="1">
-                          <a:blip r:embed="rId14">
+                          <a:blip r:embed="rId15">
                             <a:extLst>
                               <a:ext uri="{28A0092B-C50C-407E-A947-70E740481C1C}">
                                 <a14:useLocalDpi xmlns:a14="http://schemas.microsoft.com/office/drawing/2010/main" val="0"/>
@@ -3187,7 +3204,7 @@
               <w:noProof/>
               <w:sz w:val="22"/>
               <w:szCs w:val="22"/>
-              <w:lang w:val="en-KE" w:eastAsia="en-KE"/>
+              <w:lang w:eastAsia="en-KE"/>
             </w:rPr>
           </w:pPr>
           <w:hyperlink w:anchor="_Toc230783110" w:history="1">
@@ -3272,7 +3289,7 @@
               <w:noProof/>
               <w:sz w:val="22"/>
               <w:szCs w:val="22"/>
-              <w:lang w:val="en-KE" w:eastAsia="en-KE"/>
+              <w:lang w:eastAsia="en-KE"/>
             </w:rPr>
           </w:pPr>
           <w:hyperlink w:anchor="_Toc230783111" w:history="1">
@@ -3346,7 +3363,7 @@
               <w:noProof/>
               <w:sz w:val="22"/>
               <w:szCs w:val="22"/>
-              <w:lang w:val="en-KE" w:eastAsia="en-KE"/>
+              <w:lang w:eastAsia="en-KE"/>
             </w:rPr>
           </w:pPr>
           <w:hyperlink w:anchor="_Toc230783112" w:history="1">
@@ -3452,7 +3469,7 @@
               <w:noProof/>
               <w:sz w:val="22"/>
               <w:szCs w:val="22"/>
-              <w:lang w:val="en-KE" w:eastAsia="en-KE"/>
+              <w:lang w:eastAsia="en-KE"/>
             </w:rPr>
           </w:pPr>
           <w:hyperlink w:anchor="_Toc230783113" w:history="1">
@@ -3558,7 +3575,7 @@
               <w:noProof/>
               <w:sz w:val="22"/>
               <w:szCs w:val="22"/>
-              <w:lang w:val="en-KE" w:eastAsia="en-KE"/>
+              <w:lang w:eastAsia="en-KE"/>
             </w:rPr>
           </w:pPr>
           <w:hyperlink w:anchor="_Toc230783114" w:history="1">
@@ -3835,7 +3852,7 @@
                     </pic:cNvPicPr>
                   </pic:nvPicPr>
                   <pic:blipFill>
-                    <a:blip r:embed="rId8">
+                    <a:blip r:embed="rId9">
                       <a:extLst>
                         <a:ext uri="{28A0092B-C50C-407E-A947-70E740481C1C}">
                           <a14:useLocalDpi xmlns:a14="http://schemas.microsoft.com/office/drawing/2010/main" val="0"/>
@@ -3971,7 +3988,7 @@
                     </pic:cNvPicPr>
                   </pic:nvPicPr>
                   <pic:blipFill rotWithShape="1">
-                    <a:blip r:embed="rId9" cstate="print">
+                    <a:blip r:embed="rId10" cstate="print">
                       <a:extLst>
                         <a:ext uri="{28A0092B-C50C-407E-A947-70E740481C1C}">
                           <a14:useLocalDpi xmlns:a14="http://schemas.microsoft.com/office/drawing/2010/main" val="0"/>
@@ -4074,7 +4091,7 @@
                     </pic:cNvPicPr>
                   </pic:nvPicPr>
                   <pic:blipFill rotWithShape="1">
-                    <a:blip r:embed="rId15" cstate="print">
+                    <a:blip r:embed="rId16" cstate="print">
                       <a:extLst>
                         <a:ext uri="{28A0092B-C50C-407E-A947-70E740481C1C}">
                           <a14:useLocalDpi xmlns:a14="http://schemas.microsoft.com/office/drawing/2010/main" val="0"/>
@@ -4182,7 +4199,7 @@
                     </pic:cNvPicPr>
                   </pic:nvPicPr>
                   <pic:blipFill rotWithShape="1">
-                    <a:blip r:embed="rId10" cstate="print">
+                    <a:blip r:embed="rId11" cstate="print">
                       <a:extLst>
                         <a:ext uri="{28A0092B-C50C-407E-A947-70E740481C1C}">
                           <a14:useLocalDpi xmlns:a14="http://schemas.microsoft.com/office/drawing/2010/main" val="0"/>
@@ -4398,40 +4415,24 @@
           <w:sz w:val="24"/>
           <w:szCs w:val="24"/>
         </w:rPr>
-        <w:t xml:space="preserve"> </w:t>
-      </w:r>
-      <w:r>
+        <w:t xml:space="preserve"> I also learned how Apache and MySQL services work together to support web development and database management.</w:t>
+      </w:r>
+    </w:p>
+    <w:p>
+      <w:pPr>
         <w:rPr>
           <w:rFonts w:ascii="Times New Roman" w:hAnsi="Times New Roman" w:cs="Times New Roman"/>
           <w:sz w:val="24"/>
           <w:szCs w:val="24"/>
         </w:rPr>
-        <w:t>I also learned how Apache and MySQL services work together to support web development and database management.</w:t>
-      </w:r>
-    </w:p>
-    <w:p>
-      <w:pPr>
+      </w:pPr>
+      <w:r>
         <w:rPr>
           <w:rFonts w:ascii="Times New Roman" w:hAnsi="Times New Roman" w:cs="Times New Roman"/>
           <w:sz w:val="24"/>
           <w:szCs w:val="24"/>
         </w:rPr>
-      </w:pPr>
-      <w:r>
-        <w:rPr>
-          <w:rFonts w:ascii="Times New Roman" w:hAnsi="Times New Roman" w:cs="Times New Roman"/>
-          <w:sz w:val="24"/>
-          <w:szCs w:val="24"/>
-        </w:rPr>
-        <w:t xml:space="preserve"> </w:t>
-      </w:r>
-      <w:r>
-        <w:rPr>
-          <w:rFonts w:ascii="Times New Roman" w:hAnsi="Times New Roman" w:cs="Times New Roman"/>
-          <w:sz w:val="24"/>
-          <w:szCs w:val="24"/>
-        </w:rPr>
-        <w:t>The technologies used during the practical included XAMPP</w:t>
+        <w:t xml:space="preserve"> The technologies used during the practical included XAMPP</w:t>
       </w:r>
       <w:r>
         <w:rPr>
@@ -4608,7 +4609,7 @@
                     </pic:cNvPicPr>
                   </pic:nvPicPr>
                   <pic:blipFill rotWithShape="1">
-                    <a:blip r:embed="rId11">
+                    <a:blip r:embed="rId12">
                       <a:extLst>
                         <a:ext uri="{28A0092B-C50C-407E-A947-70E740481C1C}">
                           <a14:useLocalDpi xmlns:a14="http://schemas.microsoft.com/office/drawing/2010/main" val="0"/>
@@ -4723,7 +4724,7 @@
                     <pic:cNvPicPr/>
                   </pic:nvPicPr>
                   <pic:blipFill>
-                    <a:blip r:embed="rId12">
+                    <a:blip r:embed="rId13">
                       <a:extLst>
                         <a:ext uri="{28A0092B-C50C-407E-A947-70E740481C1C}">
                           <a14:useLocalDpi xmlns:a14="http://schemas.microsoft.com/office/drawing/2010/main" val="0"/>
@@ -4828,7 +4829,7 @@
                     <pic:cNvPicPr/>
                   </pic:nvPicPr>
                   <pic:blipFill>
-                    <a:blip r:embed="rId13" cstate="print">
+                    <a:blip r:embed="rId14" cstate="print">
                       <a:extLst>
                         <a:ext uri="{28A0092B-C50C-407E-A947-70E740481C1C}">
                           <a14:useLocalDpi xmlns:a14="http://schemas.microsoft.com/office/drawing/2010/main" val="0"/>
@@ -4877,9 +4878,21 @@
           <w:sz w:val="27"/>
           <w:szCs w:val="27"/>
         </w:rPr>
-        <w:t>Fig 3: Mobile View Mockup</w:t>
+        <w:t xml:space="preserve">Fig 3: Mobile View </w:t>
+      </w:r>
+      <w:proofErr w:type="spellStart"/>
+      <w:r>
+        <w:rPr>
+          <w:rFonts w:ascii="Times New Roman" w:hAnsi="Times New Roman"/>
+          <w:b/>
+          <w:bCs/>
+          <w:sz w:val="27"/>
+          <w:szCs w:val="27"/>
+        </w:rPr>
+        <w:t>Mockup</w:t>
       </w:r>
       <w:bookmarkEnd w:id="91"/>
+      <w:proofErr w:type="spellEnd"/>
     </w:p>
     <w:p>
       <w:pPr>
@@ -4935,7 +4948,7 @@
                     </pic:cNvPicPr>
                   </pic:nvPicPr>
                   <pic:blipFill rotWithShape="1">
-                    <a:blip r:embed="rId14">
+                    <a:blip r:embed="rId15">
                       <a:extLst>
                         <a:ext uri="{28A0092B-C50C-407E-A947-70E740481C1C}">
                           <a14:useLocalDpi xmlns:a14="http://schemas.microsoft.com/office/drawing/2010/main" val="0"/>
@@ -4993,8 +5006,42 @@
           <w:sz w:val="27"/>
           <w:szCs w:val="27"/>
         </w:rPr>
-        <w:t>Fig 4: Color Theme and Navigation Structur</w:t>
-      </w:r>
+        <w:t xml:space="preserve">Fig 4: </w:t>
+      </w:r>
+      <w:proofErr w:type="spellStart"/>
+      <w:r>
+        <w:rPr>
+          <w:rFonts w:ascii="Times New Roman" w:hAnsi="Times New Roman"/>
+          <w:b/>
+          <w:bCs/>
+          <w:sz w:val="27"/>
+          <w:szCs w:val="27"/>
+        </w:rPr>
+        <w:t>Color</w:t>
+      </w:r>
+      <w:proofErr w:type="spellEnd"/>
+      <w:r>
+        <w:rPr>
+          <w:rFonts w:ascii="Times New Roman" w:hAnsi="Times New Roman"/>
+          <w:b/>
+          <w:bCs/>
+          <w:sz w:val="27"/>
+          <w:szCs w:val="27"/>
+        </w:rPr>
+        <w:t xml:space="preserve"> Theme and Navigation </w:t>
+      </w:r>
+      <w:proofErr w:type="spellStart"/>
+      <w:r>
+        <w:rPr>
+          <w:rFonts w:ascii="Times New Roman" w:hAnsi="Times New Roman"/>
+          <w:b/>
+          <w:bCs/>
+          <w:sz w:val="27"/>
+          <w:szCs w:val="27"/>
+        </w:rPr>
+        <w:t>Structur</w:t>
+      </w:r>
+      <w:proofErr w:type="spellEnd"/>
       <w:r>
         <w:rPr>
           <w:rFonts w:ascii="Times New Roman" w:hAnsi="Times New Roman"/>
@@ -5148,7 +5195,7 @@
                     </pic:cNvPicPr>
                   </pic:nvPicPr>
                   <pic:blipFill rotWithShape="1">
-                    <a:blip r:embed="rId16" cstate="print">
+                    <a:blip r:embed="rId17" cstate="print">
                       <a:extLst>
                         <a:ext uri="{28A0092B-C50C-407E-A947-70E740481C1C}">
                           <a14:useLocalDpi xmlns:a14="http://schemas.microsoft.com/office/drawing/2010/main" val="0"/>
@@ -5246,7 +5293,31 @@
           <w:szCs w:val="27"/>
           <w:lang w:val="en-US"/>
         </w:rPr>
-        <w:t>Register page figma design</w:t>
+        <w:t xml:space="preserve">Register page </w:t>
+      </w:r>
+      <w:proofErr w:type="spellStart"/>
+      <w:r>
+        <w:rPr>
+          <w:rFonts w:ascii="Times New Roman" w:hAnsi="Times New Roman"/>
+          <w:b/>
+          <w:bCs/>
+          <w:sz w:val="27"/>
+          <w:szCs w:val="27"/>
+          <w:lang w:val="en-US"/>
+        </w:rPr>
+        <w:t>figma</w:t>
+      </w:r>
+      <w:proofErr w:type="spellEnd"/>
+      <w:r>
+        <w:rPr>
+          <w:rFonts w:ascii="Times New Roman" w:hAnsi="Times New Roman"/>
+          <w:b/>
+          <w:bCs/>
+          <w:sz w:val="27"/>
+          <w:szCs w:val="27"/>
+          <w:lang w:val="en-US"/>
+        </w:rPr>
+        <w:t xml:space="preserve"> design</w:t>
       </w:r>
       <w:bookmarkEnd w:id="95"/>
     </w:p>
@@ -5298,7 +5369,7 @@
                     </pic:cNvPicPr>
                   </pic:nvPicPr>
                   <pic:blipFill rotWithShape="1">
-                    <a:blip r:embed="rId17" cstate="print">
+                    <a:blip r:embed="rId18" cstate="print">
                       <a:extLst>
                         <a:ext uri="{28A0092B-C50C-407E-A947-70E740481C1C}">
                           <a14:useLocalDpi xmlns:a14="http://schemas.microsoft.com/office/drawing/2010/main" val="0"/>
@@ -5387,8 +5458,9 @@
           <w:szCs w:val="27"/>
           <w:lang w:val="en-US"/>
         </w:rPr>
-        <w:t xml:space="preserve">Login </w:t>
-      </w:r>
+        <w:t xml:space="preserve">Login page </w:t>
+      </w:r>
+      <w:proofErr w:type="spellStart"/>
       <w:r>
         <w:rPr>
           <w:rFonts w:ascii="Times New Roman" w:hAnsi="Times New Roman"/>
@@ -5398,7 +5470,19 @@
           <w:szCs w:val="27"/>
           <w:lang w:val="en-US"/>
         </w:rPr>
-        <w:t>page figma design</w:t>
+        <w:t>figma</w:t>
+      </w:r>
+      <w:proofErr w:type="spellEnd"/>
+      <w:r>
+        <w:rPr>
+          <w:rFonts w:ascii="Times New Roman" w:hAnsi="Times New Roman"/>
+          <w:b/>
+          <w:bCs/>
+          <w:sz w:val="27"/>
+          <w:szCs w:val="27"/>
+          <w:lang w:val="en-US"/>
+        </w:rPr>
+        <w:t xml:space="preserve"> design</w:t>
       </w:r>
       <w:bookmarkEnd w:id="96"/>
     </w:p>
@@ -5449,7 +5533,7 @@
                     </pic:cNvPicPr>
                   </pic:nvPicPr>
                   <pic:blipFill rotWithShape="1">
-                    <a:blip r:embed="rId18" cstate="print">
+                    <a:blip r:embed="rId19" cstate="print">
                       <a:extLst>
                         <a:ext uri="{28A0092B-C50C-407E-A947-70E740481C1C}">
                           <a14:useLocalDpi xmlns:a14="http://schemas.microsoft.com/office/drawing/2010/main" val="0"/>
@@ -5540,6 +5624,7 @@
         </w:rPr>
         <w:t xml:space="preserve">Dashboard </w:t>
       </w:r>
+      <w:proofErr w:type="spellStart"/>
       <w:r>
         <w:rPr>
           <w:rFonts w:ascii="Times New Roman" w:hAnsi="Times New Roman"/>
@@ -5549,7 +5634,19 @@
           <w:szCs w:val="27"/>
           <w:lang w:val="en-US"/>
         </w:rPr>
-        <w:t>figma design</w:t>
+        <w:t>figma</w:t>
+      </w:r>
+      <w:proofErr w:type="spellEnd"/>
+      <w:r>
+        <w:rPr>
+          <w:rFonts w:ascii="Times New Roman" w:hAnsi="Times New Roman"/>
+          <w:b/>
+          <w:bCs/>
+          <w:sz w:val="27"/>
+          <w:szCs w:val="27"/>
+          <w:lang w:val="en-US"/>
+        </w:rPr>
+        <w:t xml:space="preserve"> design</w:t>
       </w:r>
       <w:bookmarkEnd w:id="97"/>
     </w:p>
@@ -7305,6 +7402,18 @@
       <w:szCs w:val="21"/>
     </w:rPr>
   </w:style>
+  <w:style w:type="character" w:styleId="UnresolvedMention">
+    <w:name w:val="Unresolved Mention"/>
+    <w:basedOn w:val="DefaultParagraphFont"/>
+    <w:uiPriority w:val="99"/>
+    <w:semiHidden/>
+    <w:unhideWhenUsed/>
+    <w:rsid w:val="0002647C"/>
+    <w:rPr>
+      <w:color w:val="605E5C"/>
+      <w:shd w:val="clear" w:color="auto" w:fill="E1DFDD"/>
+    </w:rPr>
+  </w:style>
 </w:styles>
 </file>
 
